--- a/az/discovery-articles/4.2 Antibiotiklər.docx
+++ b/az/discovery-articles/4.2 Antibiotiklər.docx
@@ -4,549 +4,363 @@
   <w:body>
     <w:p>
       <w:pPr>
-        <w:keepNext/>
-        <w:spacing w:before="280" w:after="120"/>
+        <w:pStyle w:val="Title"/>
+        <w:widowControl/>
       </w:pPr>
       <w:r>
-        <w:rPr>
-          <w:rFonts w:ascii="Calibri" w:hAnsi="Calibri" w:eastAsia="Calibri"/>
-          <w:b/>
-          <w:i w:val="0"/>
-          <w:color w:val="004E8C"/>
-          <w:sz w:val="44"/>
-        </w:rPr>
         <w:t>4.2 Antibiotiklər</w:t>
       </w:r>
     </w:p>
     <w:p>
       <w:pPr>
-        <w:spacing w:after="80"/>
+        <w:keepNext/>
+        <w:widowControl/>
       </w:pPr>
       <w:r>
         <w:rPr>
-          <w:rFonts w:ascii="Calibri" w:hAnsi="Calibri" w:eastAsia="Calibri"/>
-          <w:b w:val="0"/>
-          <w:i/>
-          <w:color w:val="505050"/>
-          <w:sz w:val="22"/>
+          <w:sz w:val="20"/>
         </w:rPr>
-        <w:t>4. Tibb, biologiya və ictimai sağlamlıq</w:t>
-      </w:r>
-    </w:p>
-    <w:p>
-      <w:pPr>
-        <w:spacing w:after="200"/>
-      </w:pPr>
-      <w:r>
-        <w:rPr>
-          <w:rFonts w:ascii="Calibri" w:hAnsi="Calibri" w:eastAsia="Calibri"/>
-          <w:b w:val="0"/>
-          <w:i/>
-          <w:sz w:val="22"/>
-        </w:rPr>
-        <w:t>Dövr: 1928-ci il (Fleminqin penisillini kəşf etməsi); 1940-cı illər (kütləvi istehsal və klinik istifadə) | Əsas simalar: Aleksandr Fleminq (kəşf, 1928); Hovard Flori və Ernst Çeyn (dərmana çevrilməsi, 1940-cı illər)</w:t>
-      </w:r>
-    </w:p>
-    <w:p>
-      <w:pPr>
-        <w:spacing w:after="160" w:line="276" w:lineRule="auto"/>
-      </w:pPr>
-      <w:r>
-        <w:rPr>
-          <w:rFonts w:ascii="Calibri" w:hAnsi="Calibri" w:eastAsia="Calibri"/>
-          <w:b w:val="0"/>
-          <w:i w:val="0"/>
-          <w:sz w:val="22"/>
-        </w:rPr>
-        <w:t>Antibiotiklər bakteriyaları məhv edən və ya onların çoxalmasını dayandıran dərmanlardır. Penisillin və ondan sonra yaradılan preparatlar vaxtilə ölümcül sayılan bir çox infeksiyanı müalicə olunan xəstəliyə çevirdi, lakin bakteriyaların dərmanlara davamlılığı da tədricən artmağa başladı.</w:t>
+        <w:t>4 Tibb biologiya və ictimai səhiyyə</w:t>
       </w:r>
     </w:p>
     <w:p>
       <w:pPr>
         <w:keepNext/>
-        <w:spacing w:before="240" w:after="120"/>
+        <w:widowControl/>
       </w:pPr>
       <w:r>
         <w:rPr>
-          <w:rFonts w:ascii="Calibri" w:hAnsi="Calibri" w:eastAsia="Calibri"/>
-          <w:b/>
-          <w:i w:val="0"/>
-          <w:color w:val="004E8C"/>
-          <w:sz w:val="28"/>
+          <w:sz w:val="20"/>
         </w:rPr>
-        <w:t>Əsas faktlar</w:t>
+        <w:t>Dövr: 1928-ci il (Fleminqin penisillini kəşf etməsi); 1940-cı illər (kütləvi istehsal və klinik tətbiq) | Əsas şəxslər: Aleksandr Fleminq (kəşf, 1928); Hovard Flori və Ernst Çeyn (dərman kimi hazırlanması, 1940-cı illər)</w:t>
+      </w:r>
+    </w:p>
+    <w:p>
+      <w:pPr>
+        <w:widowControl/>
+      </w:pPr>
+      <w:r>
+        <w:t>Antibiotiklər bakteriyaları öldürən və ya onların çoxalmasını dayandıran dərmanlardır. Penisillin və ondan sonra yaradılan preparatlar bir vaxtlar ölümcül olan çoxlu infeksiyanı müalicə edilən xəstəliyə çevirdi. Sonralar bakteriyaların dərmanlara davamlılığı bu uğuru çətinləşdirməyə başladı.</w:t>
+      </w:r>
+    </w:p>
+    <w:p>
+      <w:pPr>
+        <w:pStyle w:val="Heading1"/>
+        <w:widowControl/>
+      </w:pPr>
+      <w:r>
+        <w:t>Əsas məlumatlar</w:t>
       </w:r>
     </w:p>
     <w:p>
       <w:pPr>
         <w:pStyle w:val="ListBullet"/>
+        <w:widowControl/>
       </w:pPr>
       <w:r>
-        <w:rPr>
-          <w:rFonts w:ascii="Calibri" w:hAnsi="Calibri" w:eastAsia="Calibri"/>
-          <w:b w:val="0"/>
-          <w:i w:val="0"/>
-          <w:sz w:val="22"/>
-        </w:rPr>
-        <w:t>Aleksandr Fleminq penisillinin təsirini 1928-ci ildə müşahidə edib</w:t>
+        <w:t>Aleksandr Fleminq 1928-ci ildə penisillinin təsirini müşahidə etdi.</w:t>
       </w:r>
     </w:p>
     <w:p>
       <w:pPr>
         <w:pStyle w:val="ListBullet"/>
+        <w:widowControl/>
       </w:pPr>
       <w:r>
-        <w:rPr>
-          <w:rFonts w:ascii="Calibri" w:hAnsi="Calibri" w:eastAsia="Calibri"/>
-          <w:b w:val="0"/>
-          <w:i w:val="0"/>
-          <w:sz w:val="22"/>
-        </w:rPr>
-        <w:t>Hovard Flori, Ernst Çeyn və həmkarları 1940-cı illərdə onu istifadəyə yararlı dərmana çeviriblər</w:t>
+        <w:t>Hovard Flori, Ernst Çeyn və həmkarları onu 1940-cı illərdə istifadəyə yararlı dərmana çevirdilər.</w:t>
       </w:r>
     </w:p>
     <w:p>
       <w:pPr>
         <w:pStyle w:val="ListBullet"/>
+        <w:widowControl/>
       </w:pPr>
       <w:r>
-        <w:rPr>
-          <w:rFonts w:ascii="Calibri" w:hAnsi="Calibri" w:eastAsia="Calibri"/>
-          <w:b w:val="0"/>
-          <w:i w:val="0"/>
-          <w:sz w:val="22"/>
-        </w:rPr>
-        <w:t>Antibiotiklər qrip və soyuqdəymə kimi virus xəstəliklərinə deyil, bakteriyalara təsir edir</w:t>
+        <w:t>Antibiotiklər bakteriyalara təsir edir; qrip və soyuqdəymə kimi xəstəlikləri törədən viruslara təsir etmir.</w:t>
       </w:r>
     </w:p>
     <w:p>
       <w:pPr>
         <w:pStyle w:val="ListBullet"/>
+        <w:widowControl/>
       </w:pPr>
       <w:r>
-        <w:rPr>
-          <w:rFonts w:ascii="Calibri" w:hAnsi="Calibri" w:eastAsia="Calibri"/>
-          <w:b w:val="0"/>
-          <w:i w:val="0"/>
-          <w:sz w:val="22"/>
-        </w:rPr>
-        <w:t>Bakteriyalar təkamül nəticəsində dərmanın təsirindən sağ qalmağı bacaranda antibiotikə davamlılıq yaranır</w:t>
+        <w:t>Bakteriyalar dərmanın təsirinə baxmayaraq sağ qalacaq şəkildə təkamül etdikdə davamlılıq yaranır.</w:t>
       </w:r>
     </w:p>
     <w:p>
       <w:pPr>
         <w:pStyle w:val="ListBullet"/>
+        <w:widowControl/>
       </w:pPr>
       <w:r>
-        <w:rPr>
-          <w:rFonts w:ascii="Calibri" w:hAnsi="Calibri" w:eastAsia="Calibri"/>
-          <w:b w:val="0"/>
-          <w:i w:val="0"/>
-          <w:sz w:val="22"/>
-        </w:rPr>
-        <w:t>Antibiotiklər infeksiyanın qarşısını almaqla cərrahiyyə və doğuşun təhlükəsizliyini də kökündən dəyişdirib</w:t>
+        <w:t>Bu dərmanlar infeksiyaların qarşısını almaqla cərrahiyyə və doğuş yardımını da dəyişdirdi.</w:t>
       </w:r>
     </w:p>
     <w:p>
       <w:pPr>
-        <w:keepNext/>
-        <w:spacing w:before="240" w:after="120"/>
+        <w:pStyle w:val="Heading1"/>
+        <w:widowControl/>
       </w:pPr>
       <w:r>
-        <w:rPr>
-          <w:rFonts w:ascii="Calibri" w:hAnsi="Calibri" w:eastAsia="Calibri"/>
-          <w:b/>
-          <w:i w:val="0"/>
-          <w:color w:val="004E8C"/>
-          <w:sz w:val="28"/>
-        </w:rPr>
         <w:t>Bu nədir</w:t>
       </w:r>
     </w:p>
     <w:p>
       <w:pPr>
-        <w:spacing w:after="160" w:line="276" w:lineRule="auto"/>
+        <w:widowControl/>
       </w:pPr>
       <w:r>
-        <w:rPr>
-          <w:rFonts w:ascii="Calibri" w:hAnsi="Calibri" w:eastAsia="Calibri"/>
-          <w:b w:val="0"/>
-          <w:i w:val="0"/>
-          <w:sz w:val="22"/>
-        </w:rPr>
-        <w:t>Antibiotik infeksiyaya səbəb ola bilən birhüceyrəli mikrobları — bakteriyaları — zədələyən, xəstənin orqanizminə isə daha az zərər verən kimyəvi maddədir. Bəzi antibiotiklər bakteriyanı məhv edir, digərləri onun çoxalmasını dayandırır və qalan işi immun sistemi görür. Bu preparatlar viruslara təsir etmir. Buna görə də soyuqdəyməyə penisillin lazım deyil, antibiotikdən düzgün istifadə etməmək isə təhlükəlidir. Onu seçici alaq dərmanı kimi təsəvvür etmək olar: yalnız uyğun «alaq» növünə qarşı faydalıdır.</w:t>
+        <w:t>Antibiotik infeksiya törədə bilən təkhüceyrəli mikroblara — bakteriyalara — zərər verən, xəstəyə isə nisbətən az zərər yetirən kimyəvi maddədir. Bəzi antibiotiklər bakteriyaları öldürür, digərləri onların çoxalmasını dayandıraraq qalan işi immun sisteminə buraxır. Onlar viruslara təsir göstərmir. Soyuqdəyməyə görə penisillin qəbuluna ehtiyac olmamasının və yanlış istifadənin təhlükəli olmasının səbəbi də bu fərqdir. Antibiotiki müəyyən alaq otuna qarşı işləyən vasitəyə bənzətmək olar: yalnız uyğun hədəfə qarşı faydalıdır.</w:t>
       </w:r>
     </w:p>
     <w:p>
       <w:pPr>
-        <w:keepNext/>
-        <w:spacing w:before="240" w:after="120"/>
+        <w:pStyle w:val="Heading1"/>
+        <w:widowControl/>
       </w:pPr>
       <w:r>
-        <w:rPr>
-          <w:rFonts w:ascii="Calibri" w:hAnsi="Calibri" w:eastAsia="Calibri"/>
-          <w:b/>
-          <w:i w:val="0"/>
-          <w:color w:val="004E8C"/>
-          <w:sz w:val="28"/>
-        </w:rPr>
-        <w:t>Onu kim kəşf və ya ixtira edib</w:t>
+        <w:t>Kim kəşf edib və ya yaradıb</w:t>
       </w:r>
     </w:p>
     <w:p>
       <w:pPr>
-        <w:spacing w:after="160" w:line="276" w:lineRule="auto"/>
+        <w:widowControl/>
       </w:pPr>
       <w:r>
-        <w:rPr>
-          <w:rFonts w:ascii="Calibri" w:hAnsi="Calibri" w:eastAsia="Calibri"/>
-          <w:b w:val="0"/>
-          <w:i w:val="0"/>
-          <w:sz w:val="22"/>
-        </w:rPr>
-        <w:t>Aleksandr Fleminq 1928-ci ildə Londondakı St Mary’s Hospitalda Penicillium kifinin laboratoriya qabında yaxınlıqdakı bakteriyaları məhv etdiyini gördü. O, müşahidəsini nəşr etdi, lakin sabit dərmanı təmiz halda ala bilmədi. Təxminən on il sonra Oksfordda Hovard Flori, Ernst Çeyn, Norman Hitli və başqaları penisillini dərmana çevirdilər; ABŞ-da müharibə dövründə kütləvi istehsal quruldu. Selman Vaksman və həmkarları sonralar torpaq mikroblarında streptomisini aşkar etdilər. Bir çox antibiotik başqa canlıların bizə verdiyi kimyəvi müdafiə vasitəsidir.</w:t>
+        <w:t>Aleksandr Fleminq 1928-ci ildə Londondakı Müqəddəs Məryəm xəstəxanasında Penicillium adlı kif göbələyinin laboratoriya qabında ətrafındakı bakteriyaları məhv etdiyini gördü. Müşahidəsini nəşr etdirdi, lakin maddəni təmizləyib sabit dərman hazırlaya bilmədi. On il sonra Oksfordda Hovard Flori, Ernst Çeyn, Norman Hitli və başqaları penisillini dərmana çevirdilər. Müharibə illərində onun istehsalı ABŞ-da təşkil edildi. Daha sonra Selman Vaksman və həmkarları torpaq mikroblarında streptomisin tapdılar. Bir çox antibiotikin mənbəyi başqa canlılardır.</w:t>
       </w:r>
     </w:p>
     <w:p>
       <w:pPr>
-        <w:keepNext/>
-        <w:spacing w:before="240" w:after="120"/>
+        <w:pStyle w:val="Heading1"/>
+        <w:widowControl/>
       </w:pPr>
       <w:r>
-        <w:rPr>
-          <w:rFonts w:ascii="Calibri" w:hAnsi="Calibri" w:eastAsia="Calibri"/>
-          <w:b/>
-          <w:i w:val="0"/>
-          <w:color w:val="004E8C"/>
-          <w:sz w:val="28"/>
-        </w:rPr>
-        <w:t>Nə vaxt və necə meydana gəlib</w:t>
+        <w:t>Nə vaxt və necə yaranıb</w:t>
       </w:r>
     </w:p>
     <w:p>
       <w:pPr>
-        <w:spacing w:after="160" w:line="276" w:lineRule="auto"/>
+        <w:widowControl/>
       </w:pPr>
       <w:r>
-        <w:rPr>
-          <w:rFonts w:ascii="Calibri" w:hAnsi="Calibri" w:eastAsia="Calibri"/>
-          <w:b w:val="0"/>
-          <w:i w:val="0"/>
-          <w:sz w:val="22"/>
-        </w:rPr>
-        <w:t>İkinci Dünya müharibəsi yara infeksiyalarını dayandıran dərmana təcili ehtiyac yaratdı. Fleminqin təsadüfən çirklənmiş laboratoriya qabında etdiyi müşahidə sistemli kimyəvi tədqiqat və sənaye fermentasiyası ilə birləşdi. 1945-ci ildən sonra yeni antibiotik sinifləri sürətlə meydana çıxdı. Bir nəsil boyunca elə görünürdü ki, bakterial xəstəliklər geri çəkilir.</w:t>
+        <w:t>İkinci Dünya müharibəsi yara infeksiyalarının qarşısını alan vasitələrə təcili tələbat yaratdı. Təsadüfi müşahidə — Fleminqin qarışıq laboratoriya qabı — sistemli kimyəvi araşdırmalar və sənaye fermentasiyası, yəni mikroorqanizmlər vasitəsilə istehsal bir araya gəldi. 1945-ci ildən sonra yeni antibiotik qrupları sürətlə meydana çıxdı. Bir nəsil boyunca bakterial xəstəliklərin geri çəkildiyi təəssüratı yaranmışdı.</w:t>
       </w:r>
     </w:p>
     <w:p>
       <w:pPr>
-        <w:keepNext/>
-        <w:spacing w:before="240" w:after="120"/>
+        <w:pStyle w:val="Heading1"/>
+        <w:widowControl/>
       </w:pPr>
       <w:r>
-        <w:rPr>
-          <w:rFonts w:ascii="Calibri" w:hAnsi="Calibri" w:eastAsia="Calibri"/>
-          <w:b/>
-          <w:i w:val="0"/>
-          <w:color w:val="004E8C"/>
-          <w:sz w:val="28"/>
-        </w:rPr>
-        <w:t>Elmi baxımdan əhəmiyyəti</w:t>
+        <w:t>Elm üçün əhəmiyyəti</w:t>
       </w:r>
     </w:p>
     <w:p>
       <w:pPr>
-        <w:spacing w:after="160" w:line="276" w:lineRule="auto"/>
+        <w:widowControl/>
       </w:pPr>
       <w:r>
-        <w:rPr>
-          <w:rFonts w:ascii="Calibri" w:hAnsi="Calibri" w:eastAsia="Calibri"/>
-          <w:b w:val="0"/>
-          <w:i w:val="0"/>
-          <w:sz w:val="22"/>
-        </w:rPr>
-        <w:t>Antibiotiklər mikrob nəzəriyyəsini ən praktik şəkildə təsdiqlədi: mikrobu məhv et, xəstəni xilas et. Onlar təkamülü real vaxtda da göstərdilər. Dərmanın təsirindən sağ qalan bakteriyalar davamlılıq genlərini sonrakı nəsillərə ötürür. Elmi baxımdan bu, xəstəxana və fermalarda gedən təbii seçmədir. Eyni dərmanlar kimyaçılara seçici toksiklik prinsipi ilə düşünməyi öyrətdilər: xəstəlik törədicisinə zərər ver, orqanizmi qoru.</w:t>
+        <w:t>Antibiotiklər mikrob nəzəriyyəsini çox praktik şəkildə təsdiqlədi: törədicini məhv etməklə xəstəni xilas etmək mümkün idi. Onlar təkamülü birbaşa müşahidə etməyə də imkan verdi. Dərmanın təsirindən sağ çıxan bakteriyalar davamlılıq genlərini ötürür. Elmi baxımdan bu, xəstəxanalarda və təsərrüfatlarda baş verən təbii seçmədir. Həmin dərmanlar kimyaçılara seçici toksiklik barədə düşünməyi də öyrətdi: məqsəd xəstənin orqanizmini qoruyaraq törədiciyə zərər verməkdir.</w:t>
       </w:r>
     </w:p>
     <w:p>
       <w:pPr>
-        <w:keepNext/>
-        <w:spacing w:before="240" w:after="120"/>
+        <w:pStyle w:val="Heading1"/>
+        <w:widowControl/>
       </w:pPr>
       <w:r>
-        <w:rPr>
-          <w:rFonts w:ascii="Calibri" w:hAnsi="Calibri" w:eastAsia="Calibri"/>
-          <w:b/>
-          <w:i w:val="0"/>
-          <w:color w:val="004E8C"/>
-          <w:sz w:val="28"/>
-        </w:rPr>
-        <w:t>Sonrakı inkişaflara necə təsir göstərib</w:t>
+        <w:t>Sonrakı inkişafa təsiri</w:t>
       </w:r>
     </w:p>
     <w:p>
       <w:pPr>
-        <w:spacing w:after="160" w:line="276" w:lineRule="auto"/>
+        <w:widowControl/>
       </w:pPr>
       <w:r>
-        <w:rPr>
-          <w:rFonts w:ascii="Calibri" w:hAnsi="Calibri" w:eastAsia="Calibri"/>
-          <w:b w:val="0"/>
-          <w:i w:val="0"/>
-          <w:sz w:val="22"/>
-        </w:rPr>
-        <w:t>İnfeksiyanı müalicə etmək mümkün olduğuna görə cərrahiyyə, orqan transplantasiyası və xərçəngin kimyaterapiyası daha təhlükəsiz oldu. Heyvandarlıqda antibiotiklərin müntəzəm istifadəsi istehsalı artırdı, lakin bu seçimin ağır bədəli sonradan aydınlaşdı. Tədqiqatçılar həm yeni dərmanlar, həm də mövcud antibiotiklərin düzgün idarə olunması üçün çalışır: yalnız lazım olduqda doğru preparat və doza istifadə edilməlidir. Bakterial infeksiyanı virus xəstəliyindən ayıran diaqnostik üsullar da bu işin bir hissəsidir.</w:t>
+        <w:t>İnfeksiyaları müalicə etmək mümkün olduğundan cərrahi əməliyyatlar, orqan köçürülməsi və xərçəngin kimyaterapiyası daha təhlükəsiz oldu. Antibiotiklərin müntəzəm tətbiqi heyvandarlıq istehsalını artırdı, lakin bu seçimin ağır nəticələri indi daha aydın görünür. Tədqiqatçılar həm yeni dərmanlar, həm də antibiotiklərdən məsuliyyətli istifadə yolları axtarırlar: onları yalnız lazım olduqda və uyğun dozada tətbiq etmək. Bakterial və virus infeksiyalarını fərqləndirən diaqnostika da bu işin bir hissəsidir.</w:t>
       </w:r>
     </w:p>
     <w:p>
       <w:pPr>
-        <w:keepNext/>
-        <w:spacing w:before="240" w:after="120"/>
+        <w:pStyle w:val="Heading1"/>
+        <w:widowControl/>
       </w:pPr>
       <w:r>
-        <w:rPr>
-          <w:rFonts w:ascii="Calibri" w:hAnsi="Calibri" w:eastAsia="Calibri"/>
-          <w:b/>
-          <w:i w:val="0"/>
-          <w:color w:val="004E8C"/>
-          <w:sz w:val="28"/>
-        </w:rPr>
         <w:t>İnsan həyatını necə dəyişib</w:t>
       </w:r>
     </w:p>
     <w:p>
       <w:pPr>
-        <w:spacing w:after="160" w:line="276" w:lineRule="auto"/>
+        <w:widowControl/>
       </w:pPr>
       <w:r>
-        <w:rPr>
-          <w:rFonts w:ascii="Calibri" w:hAnsi="Calibri" w:eastAsia="Calibri"/>
-          <w:b w:val="0"/>
-          <w:i w:val="0"/>
-          <w:sz w:val="22"/>
-        </w:rPr>
-        <w:t>Antibiotiklər geniş yayılandan sonra sətəlcəmli uşağın və ya doğuşdan sonra infeksiya keçirən ananın sağ qalma ehtimalı xeyli artdı. Orta ömür uzunluğu yüksəldi. İnsanlar hər qızdırmaya görə dərman gözləməyə də alışdılar və bu, davamlılığın yayılmasına kömək etdi. Cəmiyyət çox qiymətli, lakin məhdud bir resurs qazandı. Onun təsirini qorumaq artıq yalnız həkimin qərarı deyil, ictimai məsuliyyətdir.</w:t>
+        <w:t>Antibiotiklər geniş yayıldıqdan sonra sətəlcəm olmuş uşağın və ya doğuşdan sonra infeksiyaya tutulmuş ananın sağ qalmaq ehtimalı xeyli artdı. Gözlənilən ömür uzunluğu yüksəldi. Bununla yanaşı, hər qızdırmaya bir həb gözləmək vərdişi də yarandı və bu, davamlılığın yayılmasına kömək etdi. İnsanlar dəyərli, lakin imkanları tükənə bilən bir vasitə qazandılar. Onun təsirini qorumaq indi yalnız həkimin qərarı deyil, cəmiyyətin ümumi məsuliyyətidir.</w:t>
       </w:r>
     </w:p>
     <w:p>
       <w:pPr>
-        <w:keepNext/>
-        <w:spacing w:before="240" w:after="120"/>
+        <w:pStyle w:val="Heading1"/>
+        <w:widowControl/>
       </w:pPr>
       <w:r>
-        <w:rPr>
-          <w:rFonts w:ascii="Calibri" w:hAnsi="Calibri" w:eastAsia="Calibri"/>
-          <w:b/>
-          <w:i w:val="0"/>
-          <w:color w:val="004E8C"/>
-          <w:sz w:val="28"/>
-        </w:rPr>
         <w:t>Mənbələr və istinadlar</w:t>
       </w:r>
     </w:p>
     <w:p>
       <w:pPr>
-        <w:keepNext/>
-        <w:spacing w:before="240" w:after="120"/>
+        <w:pStyle w:val="Heading2"/>
+        <w:widowControl/>
       </w:pPr>
       <w:r>
         <w:rPr>
-          <w:rFonts w:ascii="Calibri" w:hAnsi="Calibri" w:eastAsia="Calibri"/>
-          <w:b/>
-          <w:i w:val="0"/>
-          <w:color w:val="004E8C"/>
-          <w:sz w:val="24"/>
+          <w:sz w:val="20"/>
         </w:rPr>
-        <w:t>C. Təşkilatların materialları və ensiklopedik mənbələr</w:t>
+        <w:t>C Qurumların materialları və ensiklopedik mənbələr</w:t>
       </w:r>
     </w:p>
     <w:p>
       <w:pPr>
-        <w:spacing w:after="80"/>
-        <w:ind w:left="360"/>
+        <w:widowControl/>
       </w:pPr>
       <w:r>
         <w:rPr>
-          <w:rFonts w:ascii="Calibri" w:hAnsi="Calibri" w:eastAsia="Calibri"/>
-          <w:b w:val="0"/>
-          <w:i w:val="0"/>
-          <w:sz w:val="22"/>
+          <w:sz w:val="20"/>
         </w:rPr>
-        <w:t>1. Ümumdünya Səhiyyə Təşkilatı. Antimikrob preparatlara davamlılıq haqqında məlumat vərəqi.</w:t>
-      </w:r>
-      <w:r>
-        <w:rPr>
-          <w:rFonts w:ascii="Calibri" w:hAnsi="Calibri" w:eastAsia="Calibri"/>
-          <w:b w:val="0"/>
-          <w:i w:val="0"/>
-          <w:sz w:val="22"/>
-        </w:rPr>
-        <w:t xml:space="preserve"> </w:t>
+        <w:t xml:space="preserve">1. World Health Organization. Antimicrobial resistance fact sheet. </w:t>
       </w:r>
       <w:hyperlink r:id="rId9">
         <w:r>
           <w:rPr>
-            <w:rFonts w:ascii="Calibri" w:hAnsi="Calibri" w:eastAsia="Calibri"/>
-            <w:b w:val="0"/>
-            <w:i w:val="0"/>
-            <w:sz w:val="22"/>
-            <w:color w:val="0563C1"/>
-            <w:u w:val="single"/>
+            <w:sz w:val="20"/>
           </w:rPr>
           <w:t>https://www.who.int/news-room/fact-sheets/detail/antimicrobial-resistance</w:t>
         </w:r>
       </w:hyperlink>
+      <w:r>
+        <w:rPr>
+          <w:sz w:val="20"/>
+        </w:rPr>
+      </w:r>
     </w:p>
     <w:p>
       <w:pPr>
-        <w:spacing w:after="80"/>
-        <w:ind w:left="360"/>
+        <w:widowControl/>
       </w:pPr>
       <w:r>
         <w:rPr>
-          <w:rFonts w:ascii="Calibri" w:hAnsi="Calibri" w:eastAsia="Calibri"/>
-          <w:b w:val="0"/>
-          <w:i w:val="0"/>
-          <w:sz w:val="22"/>
+          <w:sz w:val="20"/>
         </w:rPr>
-        <w:t>2. Encyclopaedia Britannica. “Antibiotic” (“Antibiotik”).</w:t>
-      </w:r>
-      <w:r>
-        <w:rPr>
-          <w:rFonts w:ascii="Calibri" w:hAnsi="Calibri" w:eastAsia="Calibri"/>
-          <w:b w:val="0"/>
-          <w:i w:val="0"/>
-          <w:sz w:val="22"/>
-        </w:rPr>
-        <w:t xml:space="preserve"> </w:t>
+        <w:t xml:space="preserve">2. Encyclopaedia Britannica. 'Antibiotic.' </w:t>
       </w:r>
       <w:hyperlink r:id="rId10">
         <w:r>
           <w:rPr>
-            <w:rFonts w:ascii="Calibri" w:hAnsi="Calibri" w:eastAsia="Calibri"/>
-            <w:b w:val="0"/>
-            <w:i w:val="0"/>
-            <w:sz w:val="22"/>
-            <w:color w:val="0563C1"/>
-            <w:u w:val="single"/>
+            <w:sz w:val="20"/>
           </w:rPr>
           <w:t>https://www.britannica.com/science/antibiotic</w:t>
         </w:r>
       </w:hyperlink>
-    </w:p>
-    <w:p>
-      <w:pPr>
-        <w:keepNext/>
-        <w:spacing w:before="240" w:after="120"/>
-      </w:pPr>
       <w:r>
         <w:rPr>
-          <w:rFonts w:ascii="Calibri" w:hAnsi="Calibri" w:eastAsia="Calibri"/>
-          <w:b/>
-          <w:i w:val="0"/>
-          <w:color w:val="004E8C"/>
-          <w:sz w:val="24"/>
+          <w:sz w:val="20"/>
         </w:rPr>
-        <w:t>D. Muzey, arxiv və kitabxana materialları</w:t>
       </w:r>
     </w:p>
     <w:p>
       <w:pPr>
-        <w:spacing w:after="80"/>
-        <w:ind w:left="360"/>
+        <w:pStyle w:val="Heading2"/>
+        <w:widowControl/>
       </w:pPr>
       <w:r>
         <w:rPr>
-          <w:rFonts w:ascii="Calibri" w:hAnsi="Calibri" w:eastAsia="Calibri"/>
-          <w:b w:val="0"/>
-          <w:i w:val="0"/>
-          <w:sz w:val="22"/>
+          <w:sz w:val="20"/>
         </w:rPr>
-        <w:t>1. Science Museum (London). Penisillin və antibiotiklərə davamlılıq.</w:t>
+        <w:t>D Muzey arxiv və kitabxana materialları</w:t>
       </w:r>
+    </w:p>
+    <w:p>
+      <w:pPr>
+        <w:widowControl/>
+      </w:pPr>
       <w:r>
         <w:rPr>
-          <w:rFonts w:ascii="Calibri" w:hAnsi="Calibri" w:eastAsia="Calibri"/>
-          <w:b w:val="0"/>
-          <w:i w:val="0"/>
-          <w:sz w:val="22"/>
+          <w:sz w:val="20"/>
         </w:rPr>
-        <w:t xml:space="preserve"> </w:t>
+        <w:t xml:space="preserve">1. Science Museum (London). Penicillin and antibiotic resistance. </w:t>
       </w:r>
       <w:hyperlink r:id="rId11">
         <w:r>
           <w:rPr>
-            <w:rFonts w:ascii="Calibri" w:hAnsi="Calibri" w:eastAsia="Calibri"/>
-            <w:b w:val="0"/>
-            <w:i w:val="0"/>
-            <w:sz w:val="22"/>
-            <w:color w:val="0563C1"/>
-            <w:u w:val="single"/>
+            <w:sz w:val="20"/>
           </w:rPr>
           <w:t>https://www.sciencemuseum.org.uk/objects-and-stories/medicine/antibiotic-resistance</w:t>
         </w:r>
       </w:hyperlink>
-    </w:p>
-    <w:p>
-      <w:pPr>
-        <w:keepNext/>
-        <w:spacing w:before="240" w:after="120"/>
-      </w:pPr>
       <w:r>
         <w:rPr>
-          <w:rFonts w:ascii="Calibri" w:hAnsi="Calibri" w:eastAsia="Calibri"/>
-          <w:b/>
-          <w:i w:val="0"/>
-          <w:color w:val="004E8C"/>
-          <w:sz w:val="24"/>
+          <w:sz w:val="20"/>
         </w:rPr>
-        <w:t>G. Kosmik agentliklərin, laboratoriyaların və elmi təşkilatların materialları</w:t>
       </w:r>
     </w:p>
     <w:p>
       <w:pPr>
-        <w:spacing w:after="80"/>
-        <w:ind w:left="360"/>
+        <w:pStyle w:val="Heading2"/>
+        <w:widowControl/>
       </w:pPr>
       <w:r>
         <w:rPr>
-          <w:rFonts w:ascii="Calibri" w:hAnsi="Calibri" w:eastAsia="Calibri"/>
-          <w:b w:val="0"/>
-          <w:i w:val="0"/>
-          <w:sz w:val="22"/>
+          <w:sz w:val="20"/>
         </w:rPr>
-        <w:t>1. Nobel Mükafatı. 1945-ci il fiziologiya və ya tibb üzrə Nobel mükafatı (Fleminq, Çeyn, Flori).</w:t>
+        <w:t>G Kosmik agentliklər laboratoriyalar və elmi təşkilatlar</w:t>
       </w:r>
+    </w:p>
+    <w:p>
+      <w:pPr>
+        <w:widowControl/>
+      </w:pPr>
       <w:r>
         <w:rPr>
-          <w:rFonts w:ascii="Calibri" w:hAnsi="Calibri" w:eastAsia="Calibri"/>
-          <w:b w:val="0"/>
-          <w:i w:val="0"/>
-          <w:sz w:val="22"/>
+          <w:sz w:val="20"/>
         </w:rPr>
-        <w:t xml:space="preserve"> </w:t>
+        <w:t xml:space="preserve">1. Nobel Prize. The Nobel Prize in Physiology or Medicine 1945 (Fleming, Chain, Florey). </w:t>
       </w:r>
       <w:hyperlink r:id="rId12">
         <w:r>
           <w:rPr>
-            <w:rFonts w:ascii="Calibri" w:hAnsi="Calibri" w:eastAsia="Calibri"/>
-            <w:b w:val="0"/>
-            <w:i w:val="0"/>
-            <w:sz w:val="22"/>
-            <w:color w:val="0563C1"/>
-            <w:u w:val="single"/>
+            <w:sz w:val="20"/>
           </w:rPr>
           <w:t>https://www.nobelprize.org/prizes/medicine/1945/summary/</w:t>
         </w:r>
       </w:hyperlink>
+      <w:r>
+        <w:rPr>
+          <w:sz w:val="20"/>
+        </w:rPr>
+      </w:r>
     </w:p>
     <w:sectPr>
-      <w:pgSz w:w="12240" w:h="15840"/>
-      <w:pgMar w:top="1296" w:right="1440" w:bottom="1296" w:left="1440" w:header="720" w:footer="720" w:gutter="0"/>
+      <w:footerReference w:type="default" r:id="rId13"/>
+      <w:pgSz w:w="11906" w:h="16838"/>
+      <w:pgMar w:top="1020" w:right="1134" w:bottom="1020" w:left="1134" w:header="720" w:footer="720" w:gutter="0"/>
       <w:cols w:space="720"/>
       <w:docGrid w:linePitch="360"/>
     </w:sectPr>
   </w:body>
 </w:document>
+</file>
+
+<file path=word/footer1.xml><?xml version="1.0" encoding="utf-8"?>
+<w:ftr xmlns:m="http://schemas.openxmlformats.org/officeDocument/2006/math" xmlns:mc="http://schemas.openxmlformats.org/markup-compatibility/2006" xmlns:mo="http://schemas.microsoft.com/office/mac/office/2008/main" xmlns:mv="urn:schemas-microsoft-com:mac:vml" xmlns:o="urn:schemas-microsoft-com:office:office" xmlns:r="http://schemas.openxmlformats.org/officeDocument/2006/relationships" xmlns:v="urn:schemas-microsoft-com:vml" xmlns:w10="urn:schemas-microsoft-com:office:word" xmlns:w14="http://schemas.microsoft.com/office/word/2010/wordml" xmlns:w="http://schemas.openxmlformats.org/wordprocessingml/2006/main" xmlns:wne="http://schemas.microsoft.com/office/word/2006/wordml" xmlns:wp14="http://schemas.microsoft.com/office/word/2010/wordprocessingDrawing" xmlns:wp="http://schemas.openxmlformats.org/drawingml/2006/wordprocessingDrawing" xmlns:wpc="http://schemas.microsoft.com/office/word/2010/wordprocessingCanvas" xmlns:wpg="http://schemas.microsoft.com/office/word/2010/wordprocessingGroup" xmlns:wpi="http://schemas.microsoft.com/office/word/2010/wordprocessingInk" xmlns:wps="http://schemas.microsoft.com/office/word/2010/wordprocessingShape" mc:Ignorable="w14 wp14">
+  <w:p>
+    <w:pPr>
+      <w:pStyle w:val="Footer"/>
+      <w:jc w:val="right"/>
+    </w:pPr>
+    <w:fldSimple w:instr="PAGE"/>
+  </w:p>
+</w:ftr>
 </file>
 
 <file path=word/numbering.xml><?xml version="1.0" encoding="utf-8"?>
@@ -757,7 +571,7 @@
   <w:docDefaults>
     <w:rPrDefault>
       <w:rPr>
-        <w:rFonts w:asciiTheme="minorHAnsi" w:eastAsiaTheme="minorEastAsia" w:hAnsiTheme="minorHAnsi" w:cstheme="minorBidi"/>
+        <w:rFonts/>
         <w:sz w:val="22"/>
         <w:szCs w:val="22"/>
         <w:lang w:val="en-US" w:eastAsia="en-US" w:bidi="ar-SA"/>
@@ -912,6 +726,15 @@
     <w:name w:val="Normal"/>
     <w:qFormat/>
     <w:rsid w:val="00FC693F"/>
+    <w:pPr>
+      <w:spacing w:after="120" w:line="259" w:lineRule="auto"/>
+    </w:pPr>
+    <w:rPr>
+      <w:rFonts w:ascii="Times New Roman" w:hAnsi="Times New Roman"/>
+      <w:color w:val="000000"/>
+      <w:sz w:val="24"/>
+      <w:lang w:val="az-Latn-AZ"/>
+    </w:rPr>
   </w:style>
   <w:style w:type="paragraph" w:styleId="Header">
     <w:name w:val="header"/>
@@ -968,16 +791,17 @@
     <w:pPr>
       <w:keepNext/>
       <w:keepLines/>
-      <w:spacing w:before="480" w:after="0"/>
+      <w:spacing w:before="480" w:after="120" w:line="259" w:lineRule="auto"/>
       <w:outlineLvl w:val="0"/>
     </w:pPr>
     <w:rPr>
-      <w:rFonts w:asciiTheme="majorHAnsi" w:eastAsiaTheme="majorEastAsia" w:hAnsiTheme="majorHAnsi" w:cstheme="majorBidi"/>
+      <w:rFonts w:ascii="Times New Roman" w:hAnsi="Times New Roman"/>
       <w:b/>
       <w:bCs/>
-      <w:color w:val="365F91" w:themeColor="accent1" w:themeShade="BF"/>
-      <w:sz w:val="28"/>
+      <w:color w:val="000000"/>
+      <w:sz w:val="26"/>
       <w:szCs w:val="28"/>
+      <w:lang w:val="az-Latn-AZ"/>
     </w:rPr>
   </w:style>
   <w:style w:type="paragraph" w:styleId="Heading2">
@@ -992,16 +816,17 @@
     <w:pPr>
       <w:keepNext/>
       <w:keepLines/>
-      <w:spacing w:before="200" w:after="0"/>
+      <w:spacing w:before="200" w:after="120" w:line="259" w:lineRule="auto"/>
       <w:outlineLvl w:val="1"/>
     </w:pPr>
     <w:rPr>
-      <w:rFonts w:asciiTheme="majorHAnsi" w:eastAsiaTheme="majorEastAsia" w:hAnsiTheme="majorHAnsi" w:cstheme="majorBidi"/>
+      <w:rFonts w:ascii="Times New Roman" w:hAnsi="Times New Roman"/>
       <w:b/>
       <w:bCs/>
-      <w:color w:val="4F81BD" w:themeColor="accent1"/>
+      <w:color w:val="000000"/>
       <w:sz w:val="26"/>
       <w:szCs w:val="26"/>
+      <w:lang w:val="az-Latn-AZ"/>
     </w:rPr>
   </w:style>
   <w:style w:type="paragraph" w:styleId="Heading3">
@@ -1020,7 +845,7 @@
       <w:outlineLvl w:val="2"/>
     </w:pPr>
     <w:rPr>
-      <w:rFonts w:asciiTheme="majorHAnsi" w:eastAsiaTheme="majorEastAsia" w:hAnsiTheme="majorHAnsi" w:cstheme="majorBidi"/>
+      <w:rFonts/>
       <w:b/>
       <w:bCs/>
       <w:color w:val="4F81BD" w:themeColor="accent1"/>
@@ -1043,7 +868,7 @@
       <w:outlineLvl w:val="3"/>
     </w:pPr>
     <w:rPr>
-      <w:rFonts w:asciiTheme="majorHAnsi" w:eastAsiaTheme="majorEastAsia" w:hAnsiTheme="majorHAnsi" w:cstheme="majorBidi"/>
+      <w:rFonts/>
       <w:b/>
       <w:bCs/>
       <w:i/>
@@ -1068,7 +893,7 @@
       <w:outlineLvl w:val="4"/>
     </w:pPr>
     <w:rPr>
-      <w:rFonts w:asciiTheme="majorHAnsi" w:eastAsiaTheme="majorEastAsia" w:hAnsiTheme="majorHAnsi" w:cstheme="majorBidi"/>
+      <w:rFonts/>
       <w:color w:val="243F60" w:themeColor="accent1" w:themeShade="7F"/>
     </w:rPr>
   </w:style>
@@ -1089,7 +914,7 @@
       <w:outlineLvl w:val="5"/>
     </w:pPr>
     <w:rPr>
-      <w:rFonts w:asciiTheme="majorHAnsi" w:eastAsiaTheme="majorEastAsia" w:hAnsiTheme="majorHAnsi" w:cstheme="majorBidi"/>
+      <w:rFonts/>
       <w:i/>
       <w:iCs/>
       <w:color w:val="243F60" w:themeColor="accent1" w:themeShade="7F"/>
@@ -1112,7 +937,7 @@
       <w:outlineLvl w:val="6"/>
     </w:pPr>
     <w:rPr>
-      <w:rFonts w:asciiTheme="majorHAnsi" w:eastAsiaTheme="majorEastAsia" w:hAnsiTheme="majorHAnsi" w:cstheme="majorBidi"/>
+      <w:rFonts/>
       <w:i/>
       <w:iCs/>
       <w:color w:val="404040" w:themeColor="text1" w:themeTint="BF"/>
@@ -1135,7 +960,7 @@
       <w:outlineLvl w:val="7"/>
     </w:pPr>
     <w:rPr>
-      <w:rFonts w:asciiTheme="majorHAnsi" w:eastAsiaTheme="majorEastAsia" w:hAnsiTheme="majorHAnsi" w:cstheme="majorBidi"/>
+      <w:rFonts/>
       <w:color w:val="4F81BD" w:themeColor="accent1"/>
       <w:sz w:val="20"/>
       <w:szCs w:val="20"/>
@@ -1158,7 +983,7 @@
       <w:outlineLvl w:val="8"/>
     </w:pPr>
     <w:rPr>
-      <w:rFonts w:asciiTheme="majorHAnsi" w:eastAsiaTheme="majorEastAsia" w:hAnsiTheme="majorHAnsi" w:cstheme="majorBidi"/>
+      <w:rFonts/>
       <w:i/>
       <w:iCs/>
       <w:color w:val="404040" w:themeColor="text1" w:themeTint="BF"/>
@@ -1209,7 +1034,7 @@
     <w:uiPriority w:val="9"/>
     <w:rsid w:val="00FC693F"/>
     <w:rPr>
-      <w:rFonts w:asciiTheme="majorHAnsi" w:eastAsiaTheme="majorEastAsia" w:hAnsiTheme="majorHAnsi" w:cstheme="majorBidi"/>
+      <w:rFonts/>
       <w:b/>
       <w:bCs/>
       <w:color w:val="365F91" w:themeColor="accent1" w:themeShade="BF"/>
@@ -1224,7 +1049,7 @@
     <w:uiPriority w:val="9"/>
     <w:rsid w:val="00FC693F"/>
     <w:rPr>
-      <w:rFonts w:asciiTheme="majorHAnsi" w:eastAsiaTheme="majorEastAsia" w:hAnsiTheme="majorHAnsi" w:cstheme="majorBidi"/>
+      <w:rFonts/>
       <w:b/>
       <w:bCs/>
       <w:color w:val="4F81BD" w:themeColor="accent1"/>
@@ -1239,7 +1064,7 @@
     <w:uiPriority w:val="9"/>
     <w:rsid w:val="00FC693F"/>
     <w:rPr>
-      <w:rFonts w:asciiTheme="majorHAnsi" w:eastAsiaTheme="majorEastAsia" w:hAnsiTheme="majorHAnsi" w:cstheme="majorBidi"/>
+      <w:rFonts/>
       <w:b/>
       <w:bCs/>
       <w:color w:val="4F81BD" w:themeColor="accent1"/>
@@ -1254,19 +1079,17 @@
     <w:qFormat/>
     <w:rsid w:val="00FC693F"/>
     <w:pPr>
-      <w:pBdr>
-        <w:bottom w:val="single" w:sz="8" w:space="4" w:color="4F81BD" w:themeColor="accent1"/>
-      </w:pBdr>
-      <w:spacing w:after="300" w:line="240" w:lineRule="auto"/>
+      <w:spacing w:after="120" w:line="259" w:lineRule="auto"/>
       <w:contextualSpacing/>
     </w:pPr>
     <w:rPr>
-      <w:rFonts w:asciiTheme="majorHAnsi" w:eastAsiaTheme="majorEastAsia" w:hAnsiTheme="majorHAnsi" w:cstheme="majorBidi"/>
-      <w:color w:val="17365D" w:themeColor="text2" w:themeShade="BF"/>
+      <w:rFonts w:ascii="Times New Roman" w:hAnsi="Times New Roman"/>
+      <w:color w:val="000000"/>
       <w:spacing w:val="5"/>
       <w:kern w:val="28"/>
-      <w:sz w:val="52"/>
+      <w:sz w:val="40"/>
       <w:szCs w:val="52"/>
+      <w:lang w:val="az-Latn-AZ"/>
     </w:rPr>
   </w:style>
   <w:style w:type="character" w:customStyle="1" w:styleId="TitleChar">
@@ -1276,7 +1099,7 @@
     <w:uiPriority w:val="10"/>
     <w:rsid w:val="00FC693F"/>
     <w:rPr>
-      <w:rFonts w:asciiTheme="majorHAnsi" w:eastAsiaTheme="majorEastAsia" w:hAnsiTheme="majorHAnsi" w:cstheme="majorBidi"/>
+      <w:rFonts/>
       <w:color w:val="17365D" w:themeColor="text2" w:themeShade="BF"/>
       <w:spacing w:val="5"/>
       <w:kern w:val="28"/>
@@ -1298,7 +1121,7 @@
       </w:numPr>
     </w:pPr>
     <w:rPr>
-      <w:rFonts w:asciiTheme="majorHAnsi" w:eastAsiaTheme="majorEastAsia" w:hAnsiTheme="majorHAnsi" w:cstheme="majorBidi"/>
+      <w:rFonts/>
       <w:i/>
       <w:iCs/>
       <w:color w:val="4F81BD" w:themeColor="accent1"/>
@@ -1314,7 +1137,7 @@
     <w:uiPriority w:val="11"/>
     <w:rsid w:val="00FC693F"/>
     <w:rPr>
-      <w:rFonts w:asciiTheme="majorHAnsi" w:eastAsiaTheme="majorEastAsia" w:hAnsiTheme="majorHAnsi" w:cstheme="majorBidi"/>
+      <w:rFonts/>
       <w:i/>
       <w:iCs/>
       <w:color w:val="4F81BD" w:themeColor="accent1"/>
@@ -1439,8 +1262,15 @@
       <w:numPr>
         <w:numId w:val="1"/>
       </w:numPr>
+      <w:spacing w:after="120" w:line="259" w:lineRule="auto"/>
       <w:contextualSpacing/>
     </w:pPr>
+    <w:rPr>
+      <w:rFonts w:ascii="Times New Roman" w:hAnsi="Times New Roman"/>
+      <w:color w:val="000000"/>
+      <w:sz w:val="24"/>
+      <w:lang w:val="az-Latn-AZ"/>
+    </w:rPr>
   </w:style>
   <w:style w:type="paragraph" w:styleId="ListBullet2">
     <w:name w:val="List Bullet 2"/>
@@ -1612,7 +1442,7 @@
     <w:semiHidden/>
     <w:rsid w:val="00FC693F"/>
     <w:rPr>
-      <w:rFonts w:asciiTheme="majorHAnsi" w:eastAsiaTheme="majorEastAsia" w:hAnsiTheme="majorHAnsi" w:cstheme="majorBidi"/>
+      <w:rFonts/>
       <w:b/>
       <w:bCs/>
       <w:i/>
@@ -1628,7 +1458,7 @@
     <w:semiHidden/>
     <w:rsid w:val="00FC693F"/>
     <w:rPr>
-      <w:rFonts w:asciiTheme="majorHAnsi" w:eastAsiaTheme="majorEastAsia" w:hAnsiTheme="majorHAnsi" w:cstheme="majorBidi"/>
+      <w:rFonts/>
       <w:color w:val="243F60" w:themeColor="accent1" w:themeShade="7F"/>
     </w:rPr>
   </w:style>
@@ -1640,7 +1470,7 @@
     <w:semiHidden/>
     <w:rsid w:val="00FC693F"/>
     <w:rPr>
-      <w:rFonts w:asciiTheme="majorHAnsi" w:eastAsiaTheme="majorEastAsia" w:hAnsiTheme="majorHAnsi" w:cstheme="majorBidi"/>
+      <w:rFonts/>
       <w:i/>
       <w:iCs/>
       <w:color w:val="243F60" w:themeColor="accent1" w:themeShade="7F"/>
@@ -1654,7 +1484,7 @@
     <w:semiHidden/>
     <w:rsid w:val="00FC693F"/>
     <w:rPr>
-      <w:rFonts w:asciiTheme="majorHAnsi" w:eastAsiaTheme="majorEastAsia" w:hAnsiTheme="majorHAnsi" w:cstheme="majorBidi"/>
+      <w:rFonts/>
       <w:i/>
       <w:iCs/>
       <w:color w:val="404040" w:themeColor="text1" w:themeTint="BF"/>
@@ -1668,7 +1498,7 @@
     <w:semiHidden/>
     <w:rsid w:val="00FC693F"/>
     <w:rPr>
-      <w:rFonts w:asciiTheme="majorHAnsi" w:eastAsiaTheme="majorEastAsia" w:hAnsiTheme="majorHAnsi" w:cstheme="majorBidi"/>
+      <w:rFonts/>
       <w:color w:val="4F81BD" w:themeColor="accent1"/>
       <w:sz w:val="20"/>
       <w:szCs w:val="20"/>
@@ -1682,7 +1512,7 @@
     <w:semiHidden/>
     <w:rsid w:val="00FC693F"/>
     <w:rPr>
-      <w:rFonts w:asciiTheme="majorHAnsi" w:eastAsiaTheme="majorEastAsia" w:hAnsiTheme="majorHAnsi" w:cstheme="majorBidi"/>
+      <w:rFonts/>
       <w:i/>
       <w:iCs/>
       <w:color w:val="404040" w:themeColor="text1" w:themeTint="BF"/>
@@ -1741,9 +1571,6 @@
     <w:qFormat/>
     <w:rsid w:val="00FC693F"/>
     <w:pPr>
-      <w:pBdr>
-        <w:bottom w:val="single" w:sz="4" w:space="4" w:color="4F81BD" w:themeColor="accent1"/>
-      </w:pBdr>
       <w:spacing w:before="200" w:after="280"/>
       <w:ind w:left="936" w:right="936"/>
     </w:pPr>
@@ -3271,7 +3098,7 @@
         <w:spacing w:before="0" w:after="0" w:line="240" w:lineRule="auto"/>
       </w:pPr>
       <w:rPr>
-        <w:rFonts w:asciiTheme="majorHAnsi" w:eastAsiaTheme="majorEastAsia" w:hAnsiTheme="majorHAnsi" w:cstheme="majorBidi"/>
+        <w:rFonts/>
         <w:b/>
         <w:bCs/>
       </w:rPr>
@@ -3292,7 +3119,7 @@
         <w:spacing w:before="0" w:after="0" w:line="240" w:lineRule="auto"/>
       </w:pPr>
       <w:rPr>
-        <w:rFonts w:asciiTheme="majorHAnsi" w:eastAsiaTheme="majorEastAsia" w:hAnsiTheme="majorHAnsi" w:cstheme="majorBidi"/>
+        <w:rFonts/>
         <w:b/>
         <w:bCs/>
       </w:rPr>
@@ -3310,14 +3137,14 @@
     </w:tblStylePr>
     <w:tblStylePr w:type="firstCol">
       <w:rPr>
-        <w:rFonts w:asciiTheme="majorHAnsi" w:eastAsiaTheme="majorEastAsia" w:hAnsiTheme="majorHAnsi" w:cstheme="majorBidi"/>
+        <w:rFonts/>
         <w:b/>
         <w:bCs/>
       </w:rPr>
     </w:tblStylePr>
     <w:tblStylePr w:type="lastCol">
       <w:rPr>
-        <w:rFonts w:asciiTheme="majorHAnsi" w:eastAsiaTheme="majorEastAsia" w:hAnsiTheme="majorHAnsi" w:cstheme="majorBidi"/>
+        <w:rFonts/>
         <w:b/>
         <w:bCs/>
       </w:rPr>
@@ -3401,7 +3228,7 @@
         <w:spacing w:before="0" w:after="0" w:line="240" w:lineRule="auto"/>
       </w:pPr>
       <w:rPr>
-        <w:rFonts w:asciiTheme="majorHAnsi" w:eastAsiaTheme="majorEastAsia" w:hAnsiTheme="majorHAnsi" w:cstheme="majorBidi"/>
+        <w:rFonts/>
         <w:b/>
         <w:bCs/>
       </w:rPr>
@@ -3422,7 +3249,7 @@
         <w:spacing w:before="0" w:after="0" w:line="240" w:lineRule="auto"/>
       </w:pPr>
       <w:rPr>
-        <w:rFonts w:asciiTheme="majorHAnsi" w:eastAsiaTheme="majorEastAsia" w:hAnsiTheme="majorHAnsi" w:cstheme="majorBidi"/>
+        <w:rFonts/>
         <w:b/>
         <w:bCs/>
       </w:rPr>
@@ -3440,14 +3267,14 @@
     </w:tblStylePr>
     <w:tblStylePr w:type="firstCol">
       <w:rPr>
-        <w:rFonts w:asciiTheme="majorHAnsi" w:eastAsiaTheme="majorEastAsia" w:hAnsiTheme="majorHAnsi" w:cstheme="majorBidi"/>
+        <w:rFonts/>
         <w:b/>
         <w:bCs/>
       </w:rPr>
     </w:tblStylePr>
     <w:tblStylePr w:type="lastCol">
       <w:rPr>
-        <w:rFonts w:asciiTheme="majorHAnsi" w:eastAsiaTheme="majorEastAsia" w:hAnsiTheme="majorHAnsi" w:cstheme="majorBidi"/>
+        <w:rFonts/>
         <w:b/>
         <w:bCs/>
       </w:rPr>
@@ -3531,7 +3358,7 @@
         <w:spacing w:before="0" w:after="0" w:line="240" w:lineRule="auto"/>
       </w:pPr>
       <w:rPr>
-        <w:rFonts w:asciiTheme="majorHAnsi" w:eastAsiaTheme="majorEastAsia" w:hAnsiTheme="majorHAnsi" w:cstheme="majorBidi"/>
+        <w:rFonts/>
         <w:b/>
         <w:bCs/>
       </w:rPr>
@@ -3552,7 +3379,7 @@
         <w:spacing w:before="0" w:after="0" w:line="240" w:lineRule="auto"/>
       </w:pPr>
       <w:rPr>
-        <w:rFonts w:asciiTheme="majorHAnsi" w:eastAsiaTheme="majorEastAsia" w:hAnsiTheme="majorHAnsi" w:cstheme="majorBidi"/>
+        <w:rFonts/>
         <w:b/>
         <w:bCs/>
       </w:rPr>
@@ -3570,14 +3397,14 @@
     </w:tblStylePr>
     <w:tblStylePr w:type="firstCol">
       <w:rPr>
-        <w:rFonts w:asciiTheme="majorHAnsi" w:eastAsiaTheme="majorEastAsia" w:hAnsiTheme="majorHAnsi" w:cstheme="majorBidi"/>
+        <w:rFonts/>
         <w:b/>
         <w:bCs/>
       </w:rPr>
     </w:tblStylePr>
     <w:tblStylePr w:type="lastCol">
       <w:rPr>
-        <w:rFonts w:asciiTheme="majorHAnsi" w:eastAsiaTheme="majorEastAsia" w:hAnsiTheme="majorHAnsi" w:cstheme="majorBidi"/>
+        <w:rFonts/>
         <w:b/>
         <w:bCs/>
       </w:rPr>
@@ -3661,7 +3488,7 @@
         <w:spacing w:before="0" w:after="0" w:line="240" w:lineRule="auto"/>
       </w:pPr>
       <w:rPr>
-        <w:rFonts w:asciiTheme="majorHAnsi" w:eastAsiaTheme="majorEastAsia" w:hAnsiTheme="majorHAnsi" w:cstheme="majorBidi"/>
+        <w:rFonts/>
         <w:b/>
         <w:bCs/>
       </w:rPr>
@@ -3682,7 +3509,7 @@
         <w:spacing w:before="0" w:after="0" w:line="240" w:lineRule="auto"/>
       </w:pPr>
       <w:rPr>
-        <w:rFonts w:asciiTheme="majorHAnsi" w:eastAsiaTheme="majorEastAsia" w:hAnsiTheme="majorHAnsi" w:cstheme="majorBidi"/>
+        <w:rFonts/>
         <w:b/>
         <w:bCs/>
       </w:rPr>
@@ -3700,14 +3527,14 @@
     </w:tblStylePr>
     <w:tblStylePr w:type="firstCol">
       <w:rPr>
-        <w:rFonts w:asciiTheme="majorHAnsi" w:eastAsiaTheme="majorEastAsia" w:hAnsiTheme="majorHAnsi" w:cstheme="majorBidi"/>
+        <w:rFonts/>
         <w:b/>
         <w:bCs/>
       </w:rPr>
     </w:tblStylePr>
     <w:tblStylePr w:type="lastCol">
       <w:rPr>
-        <w:rFonts w:asciiTheme="majorHAnsi" w:eastAsiaTheme="majorEastAsia" w:hAnsiTheme="majorHAnsi" w:cstheme="majorBidi"/>
+        <w:rFonts/>
         <w:b/>
         <w:bCs/>
       </w:rPr>
@@ -3791,7 +3618,7 @@
         <w:spacing w:before="0" w:after="0" w:line="240" w:lineRule="auto"/>
       </w:pPr>
       <w:rPr>
-        <w:rFonts w:asciiTheme="majorHAnsi" w:eastAsiaTheme="majorEastAsia" w:hAnsiTheme="majorHAnsi" w:cstheme="majorBidi"/>
+        <w:rFonts/>
         <w:b/>
         <w:bCs/>
       </w:rPr>
@@ -3812,7 +3639,7 @@
         <w:spacing w:before="0" w:after="0" w:line="240" w:lineRule="auto"/>
       </w:pPr>
       <w:rPr>
-        <w:rFonts w:asciiTheme="majorHAnsi" w:eastAsiaTheme="majorEastAsia" w:hAnsiTheme="majorHAnsi" w:cstheme="majorBidi"/>
+        <w:rFonts/>
         <w:b/>
         <w:bCs/>
       </w:rPr>
@@ -3830,14 +3657,14 @@
     </w:tblStylePr>
     <w:tblStylePr w:type="firstCol">
       <w:rPr>
-        <w:rFonts w:asciiTheme="majorHAnsi" w:eastAsiaTheme="majorEastAsia" w:hAnsiTheme="majorHAnsi" w:cstheme="majorBidi"/>
+        <w:rFonts/>
         <w:b/>
         <w:bCs/>
       </w:rPr>
     </w:tblStylePr>
     <w:tblStylePr w:type="lastCol">
       <w:rPr>
-        <w:rFonts w:asciiTheme="majorHAnsi" w:eastAsiaTheme="majorEastAsia" w:hAnsiTheme="majorHAnsi" w:cstheme="majorBidi"/>
+        <w:rFonts/>
         <w:b/>
         <w:bCs/>
       </w:rPr>
@@ -3921,7 +3748,7 @@
         <w:spacing w:before="0" w:after="0" w:line="240" w:lineRule="auto"/>
       </w:pPr>
       <w:rPr>
-        <w:rFonts w:asciiTheme="majorHAnsi" w:eastAsiaTheme="majorEastAsia" w:hAnsiTheme="majorHAnsi" w:cstheme="majorBidi"/>
+        <w:rFonts/>
         <w:b/>
         <w:bCs/>
       </w:rPr>
@@ -3942,7 +3769,7 @@
         <w:spacing w:before="0" w:after="0" w:line="240" w:lineRule="auto"/>
       </w:pPr>
       <w:rPr>
-        <w:rFonts w:asciiTheme="majorHAnsi" w:eastAsiaTheme="majorEastAsia" w:hAnsiTheme="majorHAnsi" w:cstheme="majorBidi"/>
+        <w:rFonts/>
         <w:b/>
         <w:bCs/>
       </w:rPr>
@@ -3960,14 +3787,14 @@
     </w:tblStylePr>
     <w:tblStylePr w:type="firstCol">
       <w:rPr>
-        <w:rFonts w:asciiTheme="majorHAnsi" w:eastAsiaTheme="majorEastAsia" w:hAnsiTheme="majorHAnsi" w:cstheme="majorBidi"/>
+        <w:rFonts/>
         <w:b/>
         <w:bCs/>
       </w:rPr>
     </w:tblStylePr>
     <w:tblStylePr w:type="lastCol">
       <w:rPr>
-        <w:rFonts w:asciiTheme="majorHAnsi" w:eastAsiaTheme="majorEastAsia" w:hAnsiTheme="majorHAnsi" w:cstheme="majorBidi"/>
+        <w:rFonts/>
         <w:b/>
         <w:bCs/>
       </w:rPr>
@@ -4051,7 +3878,7 @@
         <w:spacing w:before="0" w:after="0" w:line="240" w:lineRule="auto"/>
       </w:pPr>
       <w:rPr>
-        <w:rFonts w:asciiTheme="majorHAnsi" w:eastAsiaTheme="majorEastAsia" w:hAnsiTheme="majorHAnsi" w:cstheme="majorBidi"/>
+        <w:rFonts/>
         <w:b/>
         <w:bCs/>
       </w:rPr>
@@ -4072,7 +3899,7 @@
         <w:spacing w:before="0" w:after="0" w:line="240" w:lineRule="auto"/>
       </w:pPr>
       <w:rPr>
-        <w:rFonts w:asciiTheme="majorHAnsi" w:eastAsiaTheme="majorEastAsia" w:hAnsiTheme="majorHAnsi" w:cstheme="majorBidi"/>
+        <w:rFonts/>
         <w:b/>
         <w:bCs/>
       </w:rPr>
@@ -4090,14 +3917,14 @@
     </w:tblStylePr>
     <w:tblStylePr w:type="firstCol">
       <w:rPr>
-        <w:rFonts w:asciiTheme="majorHAnsi" w:eastAsiaTheme="majorEastAsia" w:hAnsiTheme="majorHAnsi" w:cstheme="majorBidi"/>
+        <w:rFonts/>
         <w:b/>
         <w:bCs/>
       </w:rPr>
     </w:tblStylePr>
     <w:tblStylePr w:type="lastCol">
       <w:rPr>
-        <w:rFonts w:asciiTheme="majorHAnsi" w:eastAsiaTheme="majorEastAsia" w:hAnsiTheme="majorHAnsi" w:cstheme="majorBidi"/>
+        <w:rFonts/>
         <w:b/>
         <w:bCs/>
       </w:rPr>
@@ -5962,7 +5789,7 @@
     </w:tblPr>
     <w:tblStylePr w:type="firstRow">
       <w:rPr>
-        <w:rFonts w:asciiTheme="majorHAnsi" w:eastAsiaTheme="majorEastAsia" w:hAnsiTheme="majorHAnsi" w:cstheme="majorBidi"/>
+        <w:rFonts/>
       </w:rPr>
       <w:tblPr/>
       <w:tcPr>
@@ -6046,7 +5873,7 @@
     </w:tblPr>
     <w:tblStylePr w:type="firstRow">
       <w:rPr>
-        <w:rFonts w:asciiTheme="majorHAnsi" w:eastAsiaTheme="majorEastAsia" w:hAnsiTheme="majorHAnsi" w:cstheme="majorBidi"/>
+        <w:rFonts/>
       </w:rPr>
       <w:tblPr/>
       <w:tcPr>
@@ -6130,7 +5957,7 @@
     </w:tblPr>
     <w:tblStylePr w:type="firstRow">
       <w:rPr>
-        <w:rFonts w:asciiTheme="majorHAnsi" w:eastAsiaTheme="majorEastAsia" w:hAnsiTheme="majorHAnsi" w:cstheme="majorBidi"/>
+        <w:rFonts/>
       </w:rPr>
       <w:tblPr/>
       <w:tcPr>
@@ -6214,7 +6041,7 @@
     </w:tblPr>
     <w:tblStylePr w:type="firstRow">
       <w:rPr>
-        <w:rFonts w:asciiTheme="majorHAnsi" w:eastAsiaTheme="majorEastAsia" w:hAnsiTheme="majorHAnsi" w:cstheme="majorBidi"/>
+        <w:rFonts/>
       </w:rPr>
       <w:tblPr/>
       <w:tcPr>
@@ -6298,7 +6125,7 @@
     </w:tblPr>
     <w:tblStylePr w:type="firstRow">
       <w:rPr>
-        <w:rFonts w:asciiTheme="majorHAnsi" w:eastAsiaTheme="majorEastAsia" w:hAnsiTheme="majorHAnsi" w:cstheme="majorBidi"/>
+        <w:rFonts/>
       </w:rPr>
       <w:tblPr/>
       <w:tcPr>
@@ -6382,7 +6209,7 @@
     </w:tblPr>
     <w:tblStylePr w:type="firstRow">
       <w:rPr>
-        <w:rFonts w:asciiTheme="majorHAnsi" w:eastAsiaTheme="majorEastAsia" w:hAnsiTheme="majorHAnsi" w:cstheme="majorBidi"/>
+        <w:rFonts/>
       </w:rPr>
       <w:tblPr/>
       <w:tcPr>
@@ -6466,7 +6293,7 @@
     </w:tblPr>
     <w:tblStylePr w:type="firstRow">
       <w:rPr>
-        <w:rFonts w:asciiTheme="majorHAnsi" w:eastAsiaTheme="majorEastAsia" w:hAnsiTheme="majorHAnsi" w:cstheme="majorBidi"/>
+        <w:rFonts/>
       </w:rPr>
       <w:tblPr/>
       <w:tcPr>
@@ -6531,7 +6358,7 @@
       <w:spacing w:after="0" w:line="240" w:lineRule="auto"/>
     </w:pPr>
     <w:rPr>
-      <w:rFonts w:asciiTheme="majorHAnsi" w:eastAsiaTheme="majorEastAsia" w:hAnsiTheme="majorHAnsi" w:cstheme="majorBidi"/>
+      <w:rFonts/>
       <w:color w:val="000000" w:themeColor="text1"/>
     </w:rPr>
     <w:tblPr>
@@ -6659,7 +6486,7 @@
       <w:spacing w:after="0" w:line="240" w:lineRule="auto"/>
     </w:pPr>
     <w:rPr>
-      <w:rFonts w:asciiTheme="majorHAnsi" w:eastAsiaTheme="majorEastAsia" w:hAnsiTheme="majorHAnsi" w:cstheme="majorBidi"/>
+      <w:rFonts/>
       <w:color w:val="000000" w:themeColor="text1"/>
     </w:rPr>
     <w:tblPr>
@@ -6787,7 +6614,7 @@
       <w:spacing w:after="0" w:line="240" w:lineRule="auto"/>
     </w:pPr>
     <w:rPr>
-      <w:rFonts w:asciiTheme="majorHAnsi" w:eastAsiaTheme="majorEastAsia" w:hAnsiTheme="majorHAnsi" w:cstheme="majorBidi"/>
+      <w:rFonts/>
       <w:color w:val="000000" w:themeColor="text1"/>
     </w:rPr>
     <w:tblPr>
@@ -6915,7 +6742,7 @@
       <w:spacing w:after="0" w:line="240" w:lineRule="auto"/>
     </w:pPr>
     <w:rPr>
-      <w:rFonts w:asciiTheme="majorHAnsi" w:eastAsiaTheme="majorEastAsia" w:hAnsiTheme="majorHAnsi" w:cstheme="majorBidi"/>
+      <w:rFonts/>
       <w:color w:val="000000" w:themeColor="text1"/>
     </w:rPr>
     <w:tblPr>
@@ -7043,7 +6870,7 @@
       <w:spacing w:after="0" w:line="240" w:lineRule="auto"/>
     </w:pPr>
     <w:rPr>
-      <w:rFonts w:asciiTheme="majorHAnsi" w:eastAsiaTheme="majorEastAsia" w:hAnsiTheme="majorHAnsi" w:cstheme="majorBidi"/>
+      <w:rFonts/>
       <w:color w:val="000000" w:themeColor="text1"/>
     </w:rPr>
     <w:tblPr>
@@ -7171,7 +6998,7 @@
       <w:spacing w:after="0" w:line="240" w:lineRule="auto"/>
     </w:pPr>
     <w:rPr>
-      <w:rFonts w:asciiTheme="majorHAnsi" w:eastAsiaTheme="majorEastAsia" w:hAnsiTheme="majorHAnsi" w:cstheme="majorBidi"/>
+      <w:rFonts/>
       <w:color w:val="000000" w:themeColor="text1"/>
     </w:rPr>
     <w:tblPr>
@@ -7299,7 +7126,7 @@
       <w:spacing w:after="0" w:line="240" w:lineRule="auto"/>
     </w:pPr>
     <w:rPr>
-      <w:rFonts w:asciiTheme="majorHAnsi" w:eastAsiaTheme="majorEastAsia" w:hAnsiTheme="majorHAnsi" w:cstheme="majorBidi"/>
+      <w:rFonts/>
       <w:color w:val="000000" w:themeColor="text1"/>
     </w:rPr>
     <w:tblPr>
@@ -7938,7 +7765,7 @@
       <w:spacing w:after="0" w:line="240" w:lineRule="auto"/>
     </w:pPr>
     <w:rPr>
-      <w:rFonts w:asciiTheme="majorHAnsi" w:eastAsiaTheme="majorEastAsia" w:hAnsiTheme="majorHAnsi" w:cstheme="majorBidi"/>
+      <w:rFonts/>
       <w:color w:val="000000" w:themeColor="text1"/>
     </w:rPr>
     <w:tblPr>
@@ -8063,7 +7890,7 @@
       <w:spacing w:after="0" w:line="240" w:lineRule="auto"/>
     </w:pPr>
     <w:rPr>
-      <w:rFonts w:asciiTheme="majorHAnsi" w:eastAsiaTheme="majorEastAsia" w:hAnsiTheme="majorHAnsi" w:cstheme="majorBidi"/>
+      <w:rFonts/>
       <w:color w:val="000000" w:themeColor="text1"/>
     </w:rPr>
     <w:tblPr>
@@ -8188,7 +8015,7 @@
       <w:spacing w:after="0" w:line="240" w:lineRule="auto"/>
     </w:pPr>
     <w:rPr>
-      <w:rFonts w:asciiTheme="majorHAnsi" w:eastAsiaTheme="majorEastAsia" w:hAnsiTheme="majorHAnsi" w:cstheme="majorBidi"/>
+      <w:rFonts/>
       <w:color w:val="000000" w:themeColor="text1"/>
     </w:rPr>
     <w:tblPr>
@@ -8313,7 +8140,7 @@
       <w:spacing w:after="0" w:line="240" w:lineRule="auto"/>
     </w:pPr>
     <w:rPr>
-      <w:rFonts w:asciiTheme="majorHAnsi" w:eastAsiaTheme="majorEastAsia" w:hAnsiTheme="majorHAnsi" w:cstheme="majorBidi"/>
+      <w:rFonts/>
       <w:color w:val="000000" w:themeColor="text1"/>
     </w:rPr>
     <w:tblPr>
@@ -8438,7 +8265,7 @@
       <w:spacing w:after="0" w:line="240" w:lineRule="auto"/>
     </w:pPr>
     <w:rPr>
-      <w:rFonts w:asciiTheme="majorHAnsi" w:eastAsiaTheme="majorEastAsia" w:hAnsiTheme="majorHAnsi" w:cstheme="majorBidi"/>
+      <w:rFonts/>
       <w:color w:val="000000" w:themeColor="text1"/>
     </w:rPr>
     <w:tblPr>
@@ -8563,7 +8390,7 @@
       <w:spacing w:after="0" w:line="240" w:lineRule="auto"/>
     </w:pPr>
     <w:rPr>
-      <w:rFonts w:asciiTheme="majorHAnsi" w:eastAsiaTheme="majorEastAsia" w:hAnsiTheme="majorHAnsi" w:cstheme="majorBidi"/>
+      <w:rFonts/>
       <w:color w:val="000000" w:themeColor="text1"/>
     </w:rPr>
     <w:tblPr>
@@ -8688,7 +8515,7 @@
       <w:spacing w:after="0" w:line="240" w:lineRule="auto"/>
     </w:pPr>
     <w:rPr>
-      <w:rFonts w:asciiTheme="majorHAnsi" w:eastAsiaTheme="majorEastAsia" w:hAnsiTheme="majorHAnsi" w:cstheme="majorBidi"/>
+      <w:rFonts/>
       <w:color w:val="000000" w:themeColor="text1"/>
     </w:rPr>
     <w:tblPr>

--- a/az/discovery-articles/4.2 Antibiotiklər.docx
+++ b/az/discovery-articles/4.2 Antibiotiklər.docx
@@ -32,7 +32,7 @@
         <w:rPr>
           <w:sz w:val="20"/>
         </w:rPr>
-        <w:t>Dövr: 1928-ci il (Fleminqin penisillini kəşf etməsi); 1940-cı illər (kütləvi istehsal və klinik tətbiq) | Əsas şəxslər: Aleksandr Fleminq (kəşf, 1928); Hovard Flori və Ernst Çeyn (dərman kimi hazırlanması, 1940-cı illər)</w:t>
+        <w:t>Dövr: 1928-ci il — Fleminqin penisillini kəşf etməsi; 1940-cı illər — kütləvi istehsalı və müalicədə geniş tətbiqi | Əsas şəxslər: Aleksandr Fleminq — penisillinin kəşfi, 1928-ci il; Hovard Flori və Ernst Çeyn — penisillinin dərman kimi hazırlanması, 1940-cı illər</w:t>
       </w:r>
     </w:p>
     <w:p>
@@ -40,7 +40,7 @@
         <w:widowControl/>
       </w:pPr>
       <w:r>
-        <w:t>Antibiotiklər bakteriyaları öldürən və ya onların çoxalmasını dayandıran dərmanlardır. Penisillin və ondan sonra yaradılan preparatlar bir vaxtlar ölümcül olan çoxlu infeksiyanı müalicə edilən xəstəliyə çevirdi. Sonralar bakteriyaların dərmanlara davamlılığı bu uğuru çətinləşdirməyə başladı.</w:t>
+        <w:t>Antibiotiklər bakteriyaları öldürən və ya onların çoxalmasının qarşısını alan dərmanlardır. Penisillin və sonralar hazırlanan antibiotiklər əvvəllər çox vaxt ölümlə nəticələnən bir sıra infeksiyaları müalicə etməyə imkan verdi. Lakin bakteriyaların bu dərmanlara davamlılıq qazanması müalicəni çətinləşdirməyə başladı.</w:t>
       </w:r>
     </w:p>
     <w:p>
@@ -58,7 +58,7 @@
         <w:widowControl/>
       </w:pPr>
       <w:r>
-        <w:t>Aleksandr Fleminq 1928-ci ildə penisillinin təsirini müşahidə etdi.</w:t>
+        <w:t>Aleksandr Fleminq 1928-ci ildə penisillinin bakteriyalara təsirini müşahidə etdi.</w:t>
       </w:r>
     </w:p>
     <w:p>
@@ -67,7 +67,7 @@
         <w:widowControl/>
       </w:pPr>
       <w:r>
-        <w:t>Hovard Flori, Ernst Çeyn və həmkarları onu 1940-cı illərdə istifadəyə yararlı dərmana çevirdilər.</w:t>
+        <w:t>Hovard Flori, Ernst Çeyn və həmkarları 1940-cı illərdə penisillini müalicədə istifadə oluna bilən dərmana çevirdilər.</w:t>
       </w:r>
     </w:p>
     <w:p>
@@ -76,7 +76,7 @@
         <w:widowControl/>
       </w:pPr>
       <w:r>
-        <w:t>Antibiotiklər bakteriyalara təsir edir; qrip və soyuqdəymə kimi xəstəlikləri törədən viruslara təsir etmir.</w:t>
+        <w:t>Antibiotiklər bakteriyalara qarşı işləyir. Qrip və soyuqdəymə törədən viruslara təsir göstərmir.</w:t>
       </w:r>
     </w:p>
     <w:p>
@@ -85,7 +85,7 @@
         <w:widowControl/>
       </w:pPr>
       <w:r>
-        <w:t>Bakteriyalar dərmanın təsirinə baxmayaraq sağ qalacaq şəkildə təkamül etdikdə davamlılıq yaranır.</w:t>
+        <w:t>Davamlılıq bakteriyaların dərmanın təsirindən qorunmasına imkan verən xüsusiyyətlər qazanması və bu xüsusiyyətlərin yayılması ilə bağlıdır.</w:t>
       </w:r>
     </w:p>
     <w:p>
@@ -94,7 +94,7 @@
         <w:widowControl/>
       </w:pPr>
       <w:r>
-        <w:t>Bu dərmanlar infeksiyaların qarşısını almaqla cərrahiyyə və doğuş yardımını da dəyişdirdi.</w:t>
+        <w:t>Bakterial infeksiyaların müalicəsi və müəyyən hallarda qarşısının alınması cərrahiyyəni və doğuşdan sonrakı tibbi yardımı daha təhlükəsiz etdi.</w:t>
       </w:r>
     </w:p>
     <w:p>
@@ -103,15 +103,7 @@
         <w:widowControl/>
       </w:pPr>
       <w:r>
-        <w:t>Bu nədir</w:t>
-      </w:r>
-    </w:p>
-    <w:p>
-      <w:pPr>
-        <w:widowControl/>
-      </w:pPr>
-      <w:r>
-        <w:t>Antibiotik infeksiya törədə bilən təkhüceyrəli mikroblara — bakteriyalara — zərər verən, xəstəyə isə nisbətən az zərər yetirən kimyəvi maddədir. Bəzi antibiotiklər bakteriyaları öldürür, digərləri onların çoxalmasını dayandıraraq qalan işi immun sisteminə buraxır. Onlar viruslara təsir göstərmir. Soyuqdəyməyə görə penisillin qəbuluna ehtiyac olmamasının və yanlış istifadənin təhlükəli olmasının səbəbi də bu fərqdir. Antibiotiki müəyyən alaq otuna qarşı işləyən vasitəyə bənzətmək olar: yalnız uyğun hədəfə qarşı faydalıdır.</w:t>
+        <w:t>Bu nədir?</w:t>
       </w:r>
     </w:p>
     <w:p>
@@ -120,15 +112,7 @@
         <w:widowControl/>
       </w:pPr>
       <w:r>
-        <w:t>Kim kəşf edib və ya yaradıb</w:t>
-      </w:r>
-    </w:p>
-    <w:p>
-      <w:pPr>
-        <w:widowControl/>
-      </w:pPr>
-      <w:r>
-        <w:t>Aleksandr Fleminq 1928-ci ildə Londondakı Müqəddəs Məryəm xəstəxanasında Penicillium adlı kif göbələyinin laboratoriya qabında ətrafındakı bakteriyaları məhv etdiyini gördü. Müşahidəsini nəşr etdirdi, lakin maddəni təmizləyib sabit dərman hazırlaya bilmədi. On il sonra Oksfordda Hovard Flori, Ernst Çeyn, Norman Hitli və başqaları penisillini dərmana çevirdilər. Müharibə illərində onun istehsalı ABŞ-da təşkil edildi. Daha sonra Selman Vaksman və həmkarları torpaq mikroblarında streptomisin tapdılar. Bir çox antibiotikin mənbəyi başqa canlılardır.</w:t>
+        <w:t>Antibiotik bakteriyaların törətdiyi infeksiyaların müalicəsində istifadə olunan dərmandır. Bəzi antibiotiklər bakteriyaları öldürür, digərləri isə onların çoxalmasını dayandırır. Beləliklə, orqanizmin müdafiə sistemi infeksiya ilə daha səmərəli mübarizə apara bilir.</w:t>
       </w:r>
     </w:p>
     <w:p>
@@ -137,15 +121,88 @@
         <w:widowControl/>
       </w:pPr>
       <w:r>
-        <w:t>Nə vaxt və necə yaranıb</w:t>
+        <w:t>Bu dərmanlar bakteriyaların quruluş və fəaliyyətindəki müəyyən xüsusiyyətlərə təsir edir. Məqsəd xəstənin orqanizminə mümkün qədər az zərər vurmaqla xəstəlik törədən bakteriyanı aradan qaldırmaqdır. Bununla belə, antibiotiklərin də yan təsirləri ola bilər.</w:t>
       </w:r>
     </w:p>
     <w:p>
       <w:pPr>
+        <w:pStyle w:val="Heading1"/>
         <w:widowControl/>
       </w:pPr>
       <w:r>
-        <w:t>İkinci Dünya müharibəsi yara infeksiyalarının qarşısını alan vasitələrə təcili tələbat yaratdı. Təsadüfi müşahidə — Fleminqin qarışıq laboratoriya qabı — sistemli kimyəvi araşdırmalar və sənaye fermentasiyası, yəni mikroorqanizmlər vasitəsilə istehsal bir araya gəldi. 1945-ci ildən sonra yeni antibiotik qrupları sürətlə meydana çıxdı. Bir nəsil boyunca bakterial xəstəliklərin geri çəkildiyi təəssüratı yaranmışdı.</w:t>
+        <w:t>Antibiotiklər viruslara qarşı işləmir. Buna görə qrip və soyuqdəymənin özünü antibiotiklə müalicə etmək mümkün deyil. Hər antibiotik bütün bakteriyalara da təsir göstərmir: dərmanın seçilməsi infeksiyanı hansı bakteriyanın törətməsindən və onun hansı preparata həssas olmasından asılıdır.</w:t>
+      </w:r>
+    </w:p>
+    <w:p>
+      <w:pPr>
+        <w:pStyle w:val="Heading1"/>
+        <w:widowControl/>
+      </w:pPr>
+      <w:r>
+        <w:t>Kim yaradıb?</w:t>
+      </w:r>
+    </w:p>
+    <w:p>
+      <w:pPr>
+        <w:pStyle w:val="Heading1"/>
+        <w:widowControl/>
+      </w:pPr>
+      <w:r>
+        <w:t>Aleksandr Fleminq 1928-ci ildə Londondakı Müqəddəs Məryəm xəstəxanasında işləyərkən laboratoriya qabında maraqlı bir hal gördü: Penicillium adlı kif göbələyinin ətrafında bakteriyalar inkişaf etmirdi. O, müşahidəsini dərc etdirdi, lakin həmin maddəni kifayət qədər təmiz və müalicəyə yararlı formada hazırlaya bilmədi.</w:t>
+      </w:r>
+    </w:p>
+    <w:p>
+      <w:pPr>
+        <w:pStyle w:val="Heading1"/>
+        <w:widowControl/>
+      </w:pPr>
+      <w:r>
+        <w:t>Təxminən on il sonra Oksfordda Hovard Flori, Ernst Çeyn, Norman Hitli və həmkarları penisillinin dərman kimi hazırlanması üzərində işlədilər. Müharibə illərində ABŞ-da onun genişmiqyaslı istehsalı təşkil olundu.</w:t>
+      </w:r>
+    </w:p>
+    <w:p>
+      <w:pPr>
+        <w:pStyle w:val="Heading1"/>
+        <w:widowControl/>
+      </w:pPr>
+      <w:r>
+        <w:t>Sonralar Selman Vaksmanın laboratoriyasında aparılan tədqiqatlar nəticəsində torpaq mikroorqanizmlərindən streptomisin əldə edildi. Bir çox antibiotikin başlanğıc mənbəyi başqa canlıların hazırladığı maddələr olub. Bu maddələri tapmaq, təmizləmək və dərmana çevirmək isə çoxsaylı tədqiqatçının əməyini tələb edib.</w:t>
+      </w:r>
+    </w:p>
+    <w:p>
+      <w:pPr>
+        <w:pStyle w:val="Heading1"/>
+        <w:widowControl/>
+      </w:pPr>
+      <w:r>
+        <w:t>Nə vaxt və necə yaranıb?</w:t>
+      </w:r>
+    </w:p>
+    <w:p>
+      <w:pPr>
+        <w:pStyle w:val="Heading1"/>
+        <w:widowControl/>
+      </w:pPr>
+      <w:r>
+        <w:t>İkinci Dünya müharibəsi yaralarda yaranan infeksiyaları müalicə edən vasitələrə tələbatı kəskin artırdı. Fleminqin təsadüfi müşahidəsinin dərmana çevrilməsi üçün sistemli tədqiqat və istehsal üsullarının hazırlanması lazım idi.</w:t>
+      </w:r>
+    </w:p>
+    <w:p>
+      <w:pPr>
+        <w:pStyle w:val="Heading1"/>
+        <w:widowControl/>
+      </w:pPr>
+      <w:r>
+        <w:t>Kimyəvi araşdırmalarla yanaşı, sənaye fermentasiyası — mikroorqanizmlərin yetişdirilərək lazım olan maddəni istehsal etməsi — böyük əhəmiyyət daşıdı. Bu üsul penisillini çoxlu xəstəyə çatacaq miqdarda hazırlamağa imkan verdi.</w:t>
+      </w:r>
+    </w:p>
+    <w:p>
+      <w:pPr>
+        <w:pStyle w:val="Heading1"/>
+        <w:widowControl/>
+      </w:pPr>
+      <w:r>
+        <w:t>1945-ci ildən sonra yeni antibiotik qrupları meydana çıxdı. Əvvəllər müalicəsi çətin olan bakterial infeksiyaların bir çoxuna qarşı təsirli dərmanların tapılması böyük ümid yaratdı. Bir müddət belə görünürdü ki, bu xəstəliklər üzərində qələbə getdikcə yaxınlaşır.</w:t>
       </w:r>
     </w:p>
     <w:p>
@@ -159,10 +216,38 @@
     </w:p>
     <w:p>
       <w:pPr>
+        <w:pStyle w:val="Heading1"/>
         <w:widowControl/>
       </w:pPr>
       <w:r>
-        <w:t>Antibiotiklər mikrob nəzəriyyəsini çox praktik şəkildə təsdiqlədi: törədicini məhv etməklə xəstəni xilas etmək mümkün idi. Onlar təkamülü birbaşa müşahidə etməyə də imkan verdi. Dərmanın təsirindən sağ çıxan bakteriyalar davamlılıq genlərini ötürür. Elmi baxımdan bu, xəstəxanalarda və təsərrüfatlarda baş verən təbii seçmədir. Həmin dərmanlar kimyaçılara seçici toksiklik barədə düşünməyi də öyrətdi: məqsəd xəstənin orqanizmini qoruyaraq törədiciyə zərər verməkdir.</w:t>
+        <w:t>Antibiotiklər xəstəlik törədən mikrobu hədəfə almağın müalicədə nə qədər təsirli ola biləcəyini göstərdi. Bakteriyanı məhv etməklə və ya çoxalmasını dayandırmaqla xəstəni sağaltmaq mümkün olurdu.</w:t>
+      </w:r>
+    </w:p>
+    <w:p>
+      <w:pPr>
+        <w:pStyle w:val="Heading1"/>
+        <w:widowControl/>
+      </w:pPr>
+      <w:r>
+        <w:t>Bu dərmanlar təkamülün nəticələrini də müşahidə etməyə imkan verdi. Antibiotikə həssas bakteriyalar məhv olduğu halda, davamlı bakteriyalar sağ qalıb çoxala bilir. Davamlılığı təmin edən genlər sonrakı nəsillərə, bəzi hallarda isə başqa bakteriyalara ötürülür. Beləliklə, dərmanın təsiri altında təbii seçmə baş verir.</w:t>
+      </w:r>
+    </w:p>
+    <w:p>
+      <w:pPr>
+        <w:pStyle w:val="Heading1"/>
+        <w:widowControl/>
+      </w:pPr>
+      <w:r>
+        <w:t>Dərmanlara davamlı olan insanın bədəni deyil, bakteriyalardır. Antibiotiklərin yersiz və həddindən artıq istifadəsi davamlı bakteriyaların seçilib yayılmasını sürətləndirir. ÜST-nin dərmanlara davamlılıq haqqında məlumatı</w:t>
+      </w:r>
+    </w:p>
+    <w:p>
+      <w:pPr>
+        <w:pStyle w:val="Heading1"/>
+        <w:widowControl/>
+      </w:pPr>
+      <w:r>
+        <w:t>Antibiotiklərin inkişafında seçici toksiklik anlayışı da mühüm yer tutur: dərman xəstəlik törədən mikroba zərər verməli, xəstənin hüceyrələrini isə mümkün qədər qorumalıdır.</w:t>
       </w:r>
     </w:p>
     <w:p>
@@ -176,10 +261,11 @@
     </w:p>
     <w:p>
       <w:pPr>
+        <w:pStyle w:val="Heading1"/>
         <w:widowControl/>
       </w:pPr>
       <w:r>
-        <w:t>İnfeksiyaları müalicə etmək mümkün olduğundan cərrahi əməliyyatlar, orqan köçürülməsi və xərçəngin kimyaterapiyası daha təhlükəsiz oldu. Antibiotiklərin müntəzəm tətbiqi heyvandarlıq istehsalını artırdı, lakin bu seçimin ağır nəticələri indi daha aydın görünür. Tədqiqatçılar həm yeni dərmanlar, həm də antibiotiklərdən məsuliyyətli istifadə yolları axtarırlar: onları yalnız lazım olduqda və uyğun dozada tətbiq etmək. Bakterial və virus infeksiyalarını fərqləndirən diaqnostika da bu işin bir hissəsidir.</w:t>
+        <w:t>Bakterial infeksiyaların müalicə oluna bilməsi cərrahi əməliyyatların, orqan köçürülməsinin və xərçəngə qarşı kimyaterapiyanın təhlükəsizliyini artırdı.</w:t>
       </w:r>
     </w:p>
     <w:p>
@@ -188,15 +274,52 @@
         <w:widowControl/>
       </w:pPr>
       <w:r>
-        <w:t>İnsan həyatını necə dəyişib</w:t>
+        <w:t>Heyvandarlıqda antibiotiklərdən geniş istifadə də istehsalın artmasına xidmət etdi. Lakin onların yersiz və həddindən artıq tətbiqi davamlı bakteriyaların yayılması ilə bağlı ciddi problemlər yaratdı. Bu səbəbdən antibiotiklərdən məsuliyyətli istifadə həm insan sağlamlığı, həm də heyvandarlıq üçün əhəmiyyətlidir. ÜST-nin məlumatı</w:t>
       </w:r>
     </w:p>
     <w:p>
       <w:pPr>
+        <w:pStyle w:val="Heading1"/>
         <w:widowControl/>
       </w:pPr>
       <w:r>
-        <w:t>Antibiotiklər geniş yayıldıqdan sonra sətəlcəm olmuş uşağın və ya doğuşdan sonra infeksiyaya tutulmuş ananın sağ qalmaq ehtimalı xeyli artdı. Gözlənilən ömür uzunluğu yüksəldi. Bununla yanaşı, hər qızdırmaya bir həb gözləmək vərdişi də yarandı və bu, davamlılığın yayılmasına kömək etdi. İnsanlar dəyərli, lakin imkanları tükənə bilən bir vasitə qazandılar. Onun təsirini qorumaq indi yalnız həkimin qərarı deyil, cəmiyyətin ümumi məsuliyyətidir.</w:t>
+        <w:t>Tədqiqatçılar yeni dərmanlar hazırlamaqla yanaşı, mövcud antibiotiklərin təsirini qorumağın yollarını da axtarırlar. Burada düzgün diaqnoz, uyğun preparatın seçilməsi, onun təyin olunmuş dozada və müddətdə istifadəsi mühüm rol oynayır. Bakterial infeksiyanı virus infeksiyasından fərqləndirən müayinələr də lazımsız antibiotik istifadəsinin qarşısını almağa kömək edir.</w:t>
+      </w:r>
+    </w:p>
+    <w:p>
+      <w:pPr>
+        <w:pStyle w:val="Heading1"/>
+        <w:widowControl/>
+      </w:pPr>
+      <w:r>
+        <w:t>İnsan həyatını necə dəyişib?</w:t>
+      </w:r>
+    </w:p>
+    <w:p>
+      <w:pPr>
+        <w:pStyle w:val="Heading1"/>
+        <w:widowControl/>
+      </w:pPr>
+      <w:r>
+        <w:t>Antibiotiklərin yayılması bakterial sətəlcəmə tutulmuş uşağın və ya doğuşdan sonra bakterial infeksiya keçirən ananın sağ qalmaq ehtimalını xeyli artırdı. İnfeksiyalardan ölüm hallarının azalması insanların daha uzun yaşamasına töhfə verdi.</w:t>
+      </w:r>
+    </w:p>
+    <w:p>
+      <w:pPr>
+        <w:pStyle w:val="Heading1"/>
+        <w:widowControl/>
+      </w:pPr>
+      <w:r>
+        <w:t>Bununla yanaşı, hər qızdırmada antibiotik gözləmək vərdişi də yarandı. Lazımsız istifadə isə bakteriyaların dərmanlara davamlılığının yayılmasını sürətləndirdi.</w:t>
+      </w:r>
+    </w:p>
+    <w:p>
+      <w:pPr>
+        <w:pStyle w:val="Heading1"/>
+        <w:widowControl/>
+      </w:pPr>
+      <w:r>
+        <w:t>İnsanlar güclü müalicə vasitəsi qazandılar, lakin onun təsiri həmişəlik təmin olunmayıb. Antibiotiklərin faydasını qorumaq həkimlərin, xəstələrin, heyvandarlıq sahəsində çalışanların və bütövlükdə cəmiyyətin birgə məsuliyyətidir.</w:t>
       </w:r>
     </w:p>
     <w:p>
@@ -217,7 +340,7 @@
         <w:rPr>
           <w:sz w:val="20"/>
         </w:rPr>
-        <w:t>C Qurumların materialları və ensiklopedik mənbələr</w:t>
+        <w:t>Qurumların materialları və ensiklopedik mənbələr</w:t>
       </w:r>
     </w:p>
     <w:p>
@@ -277,7 +400,7 @@
         <w:rPr>
           <w:sz w:val="20"/>
         </w:rPr>
-        <w:t>D Muzey arxiv və kitabxana materialları</w:t>
+        <w:t>Muzey arxiv və kitabxana materialları</w:t>
       </w:r>
     </w:p>
     <w:p>
@@ -313,7 +436,7 @@
         <w:rPr>
           <w:sz w:val="20"/>
         </w:rPr>
-        <w:t>G Kosmik agentliklər laboratoriyalar və elmi təşkilatlar</w:t>
+        <w:t>Kosmik agentliklər laboratoriyalar və elmi təşkilatlar</w:t>
       </w:r>
     </w:p>
     <w:p>
